--- a/documents/29-clearhaven-datadog-vs-grafana-memo.docx
+++ b/documents/29-clearhaven-datadog-vs-grafana-memo.docx
@@ -8183,7 +8183,7 @@
         <w:pStyle w:val="Heading1"/>
       </w:pPr>
       <w:r>
-        <w:t>Working remainder for CLH-MEM-2024-009</w:t>
+        <w:t>Open work after April 9, 2024</w:t>
       </w:r>
     </w:p>
     <w:p>
@@ -8197,7 +8197,7 @@
           <w:color w:val="222222"/>
           <w:sz w:val="24"/>
         </w:rPr>
-        <w:t>The front of Stay on Grafana for metrics. Do not buy Datadog as a platform. is the document. This remainder is the leftover a colleague still trips on: named people, named boxes, named tickets, and the work I still owe after April 9, 2024. It is not a second log and it is not a stack of exhibits with the same stub. If a paragraph fights the decision in the front, strike the paragraph.</w:t>
+        <w:t>What follows is leftover work from Stay on Grafana for metrics. Do not buy Datadog as a platform.: named people, named boxes, named tickets, and the items I still owe. If a paragraph fights the decision in the front of CLH-MEM-2024-009, strike the paragraph.</w:t>
       </w:r>
     </w:p>
     <w:p>
@@ -8351,7 +8351,7 @@
           <w:color w:val="222222"/>
           <w:sz w:val="24"/>
         </w:rPr>
-        <w:t>I will not put identifiers in chat, logs, or a support zip on a wiki that drifts. CLH-TDD-2024-006 and this file are the record. If Diego Alvarez needs a diagram, they get a permalink, not a photo of a whiteboard. grafana.clh.prod.northstar.internal stays out of the diagram title. If a new engineer asks where the leftover lives, I point here. I do not point at a Slack pin from April 9, 2024. Client Clearhaven.</w:t>
+        <w:t>I will not put identifiers in chat, logs, or a support zip on a wiki that drifts. CLH-TDD-2024-006 and this file are the record. If Diego Alvarez needs a diagram, they get a permalink, not a photo of a whiteboard. grafana.clh.prod.northstar.internal stays out of the diagram title. If a new engineer asks where the leftover lives, I point here. I do not point at a Slack pin from April 9, 2024.</w:t>
       </w:r>
     </w:p>
     <w:p>
@@ -10695,7 +10695,7 @@
           <w:color w:val="222222"/>
           <w:sz w:val="24"/>
         </w:rPr>
-        <w:t>People who were absent still get a usable remainder, not a transcript. Helen Cho gets the decision, the refuse, and the date. They do not get a reconstruction of who raised their voice. If they object, they object on CLH-INC-2023-204. Client Clearhaven. Author Aman Kumar.</w:t>
+        <w:t>People who were absent still get a usable remainder, not a transcript. Helen Cho gets the decision, the refuse, and the date. They do not get a reconstruction of who raised their voice. If they object, they object on CLH-INC-2023-204.</w:t>
       </w:r>
     </w:p>
     <w:p>
@@ -11740,7 +11740,7 @@
           <w:color w:val="222222"/>
           <w:sz w:val="24"/>
         </w:rPr>
-        <w:t>If you are implementing, keep the rejected alternative dead. If you are on-call, start read-only. If you are Diego Alvarez, the ask is unchanged: pick the path in the main body or send it back with a named objection. Sample I would still defend: 688 rows, 18 minutes, freeze respected. Strike this remainder if it ever fights the decision callout. Author Aman Kumar. Client Clearhaven.</w:t>
+        <w:t>If you are implementing, keep the rejected alternative dead. If you are on-call, start read-only. If you are Diego Alvarez, the ask is unchanged: pick the path in the main body or send it back with a named objection. Sample I would still defend: 688 rows, 18 minutes, freeze respected. Strike this section if it ever fights the decision callout.</w:t>
       </w:r>
     </w:p>
     <w:p>
@@ -11754,7 +11754,7 @@
           <w:color w:val="222222"/>
           <w:sz w:val="24"/>
         </w:rPr>
-        <w:t>This heading is the reopen rule, not a promise that nothing follows. If we still need words after the bank, they are named leftovers, not another copy of the same stub. averaging QPS instead of testing the close is done as a heading when Priya Nair closes CLH-INC-2023-204 or writes a new date.</w:t>
+        <w:t>This heading is the reopen rule. averaging QPS instead of testing the close is done when Priya Nair closes CLH-INC-2023-204 or writes a new date.</w:t>
       </w:r>
     </w:p>
     <w:p>
@@ -12906,7 +12906,7 @@
           <w:color w:val="222222"/>
           <w:sz w:val="24"/>
         </w:rPr>
-        <w:t>I am out of new section shapes. What follows is leftover owners and tickets already in this file, written so a colleague can act. I will not invent another exhibit format to fill a page budget.</w:t>
+        <w:t>Owners and tickets still attached to CLH-MEM-2024-009, written so a colleague can act without hunting Slack. Close is a decision, a refuse, or a new date.</w:t>
       </w:r>
     </w:p>
     <w:p>
@@ -12920,7 +12920,7 @@
           <w:color w:val="222222"/>
           <w:sz w:val="24"/>
         </w:rPr>
-        <w:t>CLH-TDD-2024-006 still sits with Diego Alvarez. Host grafana.clh.prod.northstar.internal. Due April 20, 2024 unless they write a new date. Close is a decision, a refuse, or that date. I will not accept a status dump. Front-matter number I am not re-arguing: 19. If this leftover is done, Diego Alvarez marks CLH-TDD-2024-006 done. Aman Kumar will not keep a shadow list. Client Clearhaven.</w:t>
+        <w:t>CLH-TDD-2024-006 still sits with Diego Alvarez. Host grafana.clh.prod.northstar.internal. Due April 20, 2024 unless they write a new date. Close is a decision, a refuse, or that date. I will not accept a status dump. Front-matter number I am not re-arguing: 19. If this leftover is done, Diego Alvarez marks CLH-TDD-2024-006 done. Aman Kumar will not keep a shadow list.</w:t>
       </w:r>
     </w:p>
     <w:p>
@@ -13018,7 +13018,7 @@
           <w:color w:val="222222"/>
           <w:sz w:val="24"/>
         </w:rPr>
-        <w:t>Stop leftover: CLH-7310 is not a twin of CLH-INC-2023-204. Keep one thread. Our Grafana on grafana.clh.prod.northstar.internal. If this paragraph fights the front of CLH-MEM-2024-009, strike it. Due May 4, 2024. Client Clearhaven.</w:t>
+        <w:t>Stop leftover: CLH-7310 is not a twin of CLH-INC-2023-204. Keep one thread. Our Grafana on grafana.clh.prod.northstar.internal. If this paragraph fights the front of CLH-MEM-2024-009, strike it. Due May 4, 2024.</w:t>
       </w:r>
     </w:p>
     <w:p>
@@ -13032,7 +13032,7 @@
           <w:color w:val="222222"/>
           <w:sz w:val="24"/>
         </w:rPr>
-        <w:t>CLH-INC-2023-204 still sits with Datadog Synthetics. Host grafana.clh.prod.northstar.internal. Due May 6, 2024 unless they write a new date. Close is a decision, a refuse, or that date. I will not accept a status dump. Front-matter number I am not re-arguing: 90. If this leftover is done, Datadog Synthetics marks CLH-INC-2023-204 done. Aman Kumar will not keep a shadow list. Client Clearhaven.</w:t>
+        <w:t>CLH-INC-2023-204 still sits with Datadog Synthetics. Host grafana.clh.prod.northstar.internal. Due May 6, 2024 unless they write a new date. Close is a decision, a refuse, or that date. I will not accept a status dump. Front-matter number I am not re-arguing: 90. If this leftover is done, Datadog Synthetics marks CLH-INC-2023-204 done. Aman Kumar will not keep a shadow list.</w:t>
       </w:r>
     </w:p>
     <w:p>
